--- a/data/codificacao_v04/PROTOCOLO_v04.docx
+++ b/data/codificacao_v04/PROTOCOLO_v04.docx
@@ -131,7 +131,74 @@
     </w:p>
     <w:p>
       <w:pPr>
-        <w:pStyle w:val="BodyText"/>
+        <w:pStyle w:val="BlockText"/>
+      </w:pPr>
+      <w:r>
+        <w:rPr>
+          <w:b/>
+          <w:bCs/>
+        </w:rPr>
+        <w:t xml:space="preserve">Documento interno.</w:t>
+      </w:r>
+      <w:r>
+        <w:t xml:space="preserve"> </w:t>
+      </w:r>
+      <w:r>
+        <w:t xml:space="preserve">Este protocolo é o registro metodológico do estudo, citado no artigo.</w:t>
+      </w:r>
+      <w:r>
+        <w:t xml:space="preserve"> </w:t>
+      </w:r>
+      <w:r>
+        <w:t xml:space="preserve">Ele</w:t>
+      </w:r>
+      <w:r>
+        <w:t xml:space="preserve"> </w:t>
+      </w:r>
+      <w:r>
+        <w:rPr>
+          <w:b/>
+          <w:bCs/>
+        </w:rPr>
+        <w:t xml:space="preserve">não</w:t>
+      </w:r>
+      <w:r>
+        <w:t xml:space="preserve"> </w:t>
+      </w:r>
+      <w:r>
+        <w:t xml:space="preserve">é o material entregue aos codificadores: eles recebem o</w:t>
+      </w:r>
+      <w:r>
+        <w:t xml:space="preserve"> </w:t>
+      </w:r>
+      <w:r>
+        <w:rPr>
+          <w:rStyle w:val="VerbatimChar"/>
+        </w:rPr>
+        <w:t xml:space="preserve">GUIA_PROFESSOR</w:t>
+      </w:r>
+      <w:r>
+        <w:t xml:space="preserve"> </w:t>
+      </w:r>
+      <w:r>
+        <w:t xml:space="preserve">e a</w:t>
+      </w:r>
+      <w:r>
+        <w:t xml:space="preserve"> </w:t>
+      </w:r>
+      <w:r>
+        <w:t xml:space="preserve">planilha. O guia é a versão operacional deste documento, em linguagem de professor, sem</w:t>
+      </w:r>
+      <w:r>
+        <w:t xml:space="preserve"> </w:t>
+      </w:r>
+      <w:r>
+        <w:t xml:space="preserve">nenhuma alteração de definição.</w:t>
+      </w:r>
+    </w:p>
+    <w:p>
+      <w:pPr>
+        <w:pStyle w:val="FirstParagraph"/>
       </w:pPr>
       <w:r>
         <w:t xml:space="preserve">Esta versão incorpora o parecer do Prof. Marcelo Magalhães Foohs de 10 de agosto de 2026</w:t>
@@ -155,7 +222,25 @@
         <w:t xml:space="preserve"> </w:t>
       </w:r>
       <w:r>
-        <w:t xml:space="preserve">de agosto de 2026. É o instrumento que vai, sem alterações, para os dois novos codificadores.</w:t>
+        <w:t xml:space="preserve">de agosto de 2026. É o instrumento congelado da rodada final, e chega aos dois novos</w:t>
+      </w:r>
+      <w:r>
+        <w:t xml:space="preserve"> </w:t>
+      </w:r>
+      <w:r>
+        <w:t xml:space="preserve">codificadores traduzido no</w:t>
+      </w:r>
+      <w:r>
+        <w:t xml:space="preserve"> </w:t>
+      </w:r>
+      <w:r>
+        <w:rPr>
+          <w:rStyle w:val="VerbatimChar"/>
+        </w:rPr>
+        <w:t xml:space="preserve">GUIA_PROFESSOR</w:t>
+      </w:r>
+      <w:r>
+        <w:t xml:space="preserve">, sem alteração de definição.</w:t>
       </w:r>
     </w:p>
     <w:p>
@@ -4228,7 +4313,13 @@
         </w:numPr>
       </w:pPr>
       <w:r>
-        <w:t xml:space="preserve">Este documento (protocolo v0.4, versão congelada).</w:t>
+        <w:rPr>
+          <w:rStyle w:val="VerbatimChar"/>
+        </w:rPr>
+        <w:t xml:space="preserve">GUIA_PROFESSOR</w:t>
+      </w:r>
+      <w:r>
+        <w:t xml:space="preserve">, documento único de trabalho: as oito definições e a da MTL em linguagem de professor, um exemplo por função, três exemplos da regra de validade mínima, as regras de independência e o prazo. É a versão operacional deste protocolo, sem alteração de definição.</w:t>
       </w:r>
     </w:p>
     <w:p>
@@ -4240,43 +4331,31 @@
         </w:numPr>
       </w:pPr>
       <w:r>
+        <w:t xml:space="preserve">Uma planilha individual no Google Sheets, com as 39 devolutivas embaralhadas, sem indicação de cenário, repetição ou ordem original, com as colunas</w:t>
+      </w:r>
+      <w:r>
+        <w:t xml:space="preserve"> </w:t>
+      </w:r>
+      <w:r>
         <w:rPr>
           <w:rStyle w:val="VerbatimChar"/>
         </w:rPr>
-        <w:t xml:space="preserve">ANEXO_CALIBRACAO</w:t>
-      </w:r>
-      <w:r>
-        <w:t xml:space="preserve">, com treze exemplos resolvidos.</w:t>
-      </w:r>
-    </w:p>
-    <w:p>
-      <w:pPr>
-        <w:pStyle w:val="Compact"/>
-        <w:numPr>
-          <w:ilvl w:val="0"/>
-          <w:numId w:val="1002"/>
-        </w:numPr>
-      </w:pPr>
+        <w:t xml:space="preserve">ID</w:t>
+      </w:r>
+      <w:r>
+        <w:t xml:space="preserve">,</w:t>
+      </w:r>
+      <w:r>
+        <w:t xml:space="preserve"> </w:t>
+      </w:r>
       <w:r>
         <w:rPr>
           <w:rStyle w:val="VerbatimChar"/>
         </w:rPr>
-        <w:t xml:space="preserve">GUIA_CODIFICADOR</w:t>
-      </w:r>
-      <w:r>
-        <w:t xml:space="preserve">, com o passo a passo prático.</w:t>
-      </w:r>
-    </w:p>
-    <w:p>
-      <w:pPr>
-        <w:pStyle w:val="Compact"/>
-        <w:numPr>
-          <w:ilvl w:val="0"/>
-          <w:numId w:val="1002"/>
-        </w:numPr>
-      </w:pPr>
-      <w:r>
-        <w:t xml:space="preserve">Uma planilha individual no Google Sheets, com as 39 devolutivas embaralhadas, sem indicação de cenário, repetição ou ordem original, com as colunas</w:t>
+        <w:t xml:space="preserve">Texto do aluno</w:t>
+      </w:r>
+      <w:r>
+        <w:t xml:space="preserve">,</w:t>
       </w:r>
       <w:r>
         <w:t xml:space="preserve"> </w:t>
@@ -4285,7 +4364,7 @@
         <w:rPr>
           <w:rStyle w:val="VerbatimChar"/>
         </w:rPr>
-        <w:t xml:space="preserve">ID</w:t>
+        <w:t xml:space="preserve">Devolutiva</w:t>
       </w:r>
       <w:r>
         <w:t xml:space="preserve">,</w:t>
@@ -4297,7 +4376,22 @@
         <w:rPr>
           <w:rStyle w:val="VerbatimChar"/>
         </w:rPr>
-        <w:t xml:space="preserve">Texto do aluno</w:t>
+        <w:t xml:space="preserve">FM01</w:t>
+      </w:r>
+      <w:r>
+        <w:t xml:space="preserve"> </w:t>
+      </w:r>
+      <w:r>
+        <w:t xml:space="preserve">a</w:t>
+      </w:r>
+      <w:r>
+        <w:t xml:space="preserve"> </w:t>
+      </w:r>
+      <w:r>
+        <w:rPr>
+          <w:rStyle w:val="VerbatimChar"/>
+        </w:rPr>
+        <w:t xml:space="preserve">FM08</w:t>
       </w:r>
       <w:r>
         <w:t xml:space="preserve">,</w:t>
@@ -4309,10 +4403,13 @@
         <w:rPr>
           <w:rStyle w:val="VerbatimChar"/>
         </w:rPr>
-        <w:t xml:space="preserve">Devolutiva</w:t>
-      </w:r>
-      <w:r>
-        <w:t xml:space="preserve">,</w:t>
+        <w:t xml:space="preserve">MTL</w:t>
+      </w:r>
+      <w:r>
+        <w:t xml:space="preserve"> </w:t>
+      </w:r>
+      <w:r>
+        <w:t xml:space="preserve">e</w:t>
       </w:r>
       <w:r>
         <w:t xml:space="preserve"> </w:t>
@@ -4321,48 +4418,6 @@
         <w:rPr>
           <w:rStyle w:val="VerbatimChar"/>
         </w:rPr>
-        <w:t xml:space="preserve">FM01</w:t>
-      </w:r>
-      <w:r>
-        <w:t xml:space="preserve"> </w:t>
-      </w:r>
-      <w:r>
-        <w:t xml:space="preserve">a</w:t>
-      </w:r>
-      <w:r>
-        <w:t xml:space="preserve"> </w:t>
-      </w:r>
-      <w:r>
-        <w:rPr>
-          <w:rStyle w:val="VerbatimChar"/>
-        </w:rPr>
-        <w:t xml:space="preserve">FM08</w:t>
-      </w:r>
-      <w:r>
-        <w:t xml:space="preserve">,</w:t>
-      </w:r>
-      <w:r>
-        <w:t xml:space="preserve"> </w:t>
-      </w:r>
-      <w:r>
-        <w:rPr>
-          <w:rStyle w:val="VerbatimChar"/>
-        </w:rPr>
-        <w:t xml:space="preserve">MTL</w:t>
-      </w:r>
-      <w:r>
-        <w:t xml:space="preserve"> </w:t>
-      </w:r>
-      <w:r>
-        <w:t xml:space="preserve">e</w:t>
-      </w:r>
-      <w:r>
-        <w:t xml:space="preserve"> </w:t>
-      </w:r>
-      <w:r>
-        <w:rPr>
-          <w:rStyle w:val="VerbatimChar"/>
-        </w:rPr>
         <w:t xml:space="preserve">Observações</w:t>
       </w:r>
       <w:r>
@@ -4374,13 +4429,31 @@
         <w:pStyle w:val="FirstParagraph"/>
       </w:pPr>
       <w:r>
-        <w:t xml:space="preserve">Não recebe: nenhuma codificação anterior, a chave de decegamento, os resultados já apurados, nem a</w:t>
-      </w:r>
-      <w:r>
-        <w:t xml:space="preserve"> </w:t>
-      </w:r>
-      <w:r>
-        <w:t xml:space="preserve">planilha do outro codificador.</w:t>
+        <w:t xml:space="preserve">Não recebe: este protocolo, o anexo de calibração, nenhuma codificação anterior, a chave de</w:t>
+      </w:r>
+      <w:r>
+        <w:t xml:space="preserve"> </w:t>
+      </w:r>
+      <w:r>
+        <w:t xml:space="preserve">decegamento, os resultados já apurados, nem a planilha do outro codificador. O protocolo e o anexo</w:t>
+      </w:r>
+      <w:r>
+        <w:t xml:space="preserve"> </w:t>
+      </w:r>
+      <w:r>
+        <w:t xml:space="preserve">são documentos internos, escritos para os autores e para o relato no artigo; entregá-los à tarefa</w:t>
+      </w:r>
+      <w:r>
+        <w:t xml:space="preserve"> </w:t>
+      </w:r>
+      <w:r>
+        <w:t xml:space="preserve">acrescentaria histórico do estudo e plano de análise, que são justamente o tipo de informação que</w:t>
+      </w:r>
+      <w:r>
+        <w:t xml:space="preserve"> </w:t>
+      </w:r>
+      <w:r>
+        <w:t xml:space="preserve">pode ancorar a leitura.</w:t>
       </w:r>
     </w:p>
     <w:p>
@@ -5301,16 +5374,19 @@
               <w:pStyle w:val="Compact"/>
             </w:pPr>
             <w:r>
-              <w:t xml:space="preserve">parecer de 10/08/2026 incorporado; aguardando confirmação de fidelidade</w:t>
-            </w:r>
-          </w:p>
-        </w:tc>
-        <w:tc>
-          <w:tcPr/>
-          <w:p>
-            <w:pPr>
-              <w:pStyle w:val="Compact"/>
-            </w:pPr>
+              <w:t xml:space="preserve">parecer de 10/08/2026, incorporado integralmente nesta versão</w:t>
+            </w:r>
+          </w:p>
+        </w:tc>
+        <w:tc>
+          <w:tcPr/>
+          <w:p>
+            <w:pPr>
+              <w:pStyle w:val="Compact"/>
+            </w:pPr>
+            <w:r>
+              <w:t xml:space="preserve">10/08/2026</w:t>
+            </w:r>
           </w:p>
         </w:tc>
       </w:tr>
